--- a/docs/guides/signatory.docx
+++ b/docs/guides/signatory.docx
@@ -611,79 +611,57 @@
     </w:p>
     <w:p>
       <w:pPr>
-        <w:spacing w:after="120" w:line="283" w:lineRule="auto"/>
+        <w:spacing w:before="160" w:after="40"/>
+        <w:jc w:val="center"/>
+      </w:pPr>
+      <w:r>
+        <w:drawing>
+          <wp:inline xmlns:a="http://schemas.openxmlformats.org/drawingml/2006/main" xmlns:pic="http://schemas.openxmlformats.org/drawingml/2006/picture">
+            <wp:extent cx="5903999" cy="4565759"/>
+            <wp:docPr id="3" name="Picture 3"/>
+            <wp:cNvGraphicFramePr>
+              <a:graphicFrameLocks noChangeAspect="1"/>
+            </wp:cNvGraphicFramePr>
+            <a:graphic>
+              <a:graphicData uri="http://schemas.openxmlformats.org/drawingml/2006/picture">
+                <pic:pic>
+                  <pic:nvPicPr>
+                    <pic:cNvPr id="0" name="fig03-11-signatory-queue.png"/>
+                    <pic:cNvPicPr/>
+                  </pic:nvPicPr>
+                  <pic:blipFill>
+                    <a:blip r:embed="rId11"/>
+                    <a:stretch>
+                      <a:fillRect/>
+                    </a:stretch>
+                  </pic:blipFill>
+                  <pic:spPr>
+                    <a:xfrm>
+                      <a:off x="0" y="0"/>
+                      <a:ext cx="5903999" cy="4565759"/>
+                    </a:xfrm>
+                    <a:prstGeom prst="rect"/>
+                  </pic:spPr>
+                </pic:pic>
+              </a:graphicData>
+            </a:graphic>
+          </wp:inline>
+        </w:drawing>
+      </w:r>
+    </w:p>
+    <w:p>
+      <w:pPr>
+        <w:spacing w:after="200" w:line="283" w:lineRule="auto"/>
+        <w:jc w:val="center"/>
       </w:pPr>
       <w:r>
         <w:rPr>
           <w:b w:val="0"/>
-          <w:i w:val="0"/>
-          <w:sz w:val="21"/>
+          <w:i/>
+          <w:color w:val="6B7280"/>
+          <w:sz w:val="18"/>
         </w:rPr>
-        <w:t xml:space="preserve">Four tabs run across the top: </w:t>
-      </w:r>
-      <w:r>
-        <w:rPr>
-          <w:b/>
-          <w:i w:val="0"/>
-          <w:sz w:val="21"/>
-        </w:rPr>
-        <w:t>Needs your signature</w:t>
-      </w:r>
-      <w:r>
-        <w:rPr>
-          <w:b w:val="0"/>
-          <w:i w:val="0"/>
-          <w:sz w:val="21"/>
-        </w:rPr>
-        <w:t xml:space="preserve">, </w:t>
-      </w:r>
-      <w:r>
-        <w:rPr>
-          <w:b/>
-          <w:i w:val="0"/>
-          <w:sz w:val="21"/>
-        </w:rPr>
-        <w:t>Approved</w:t>
-      </w:r>
-      <w:r>
-        <w:rPr>
-          <w:b w:val="0"/>
-          <w:i w:val="0"/>
-          <w:sz w:val="21"/>
-        </w:rPr>
-        <w:t xml:space="preserve">, </w:t>
-      </w:r>
-      <w:r>
-        <w:rPr>
-          <w:b/>
-          <w:i w:val="0"/>
-          <w:sz w:val="21"/>
-        </w:rPr>
-        <w:t>Paid</w:t>
-      </w:r>
-      <w:r>
-        <w:rPr>
-          <w:b w:val="0"/>
-          <w:i w:val="0"/>
-          <w:sz w:val="21"/>
-        </w:rPr>
-        <w:t xml:space="preserve"> and </w:t>
-      </w:r>
-      <w:r>
-        <w:rPr>
-          <w:b/>
-          <w:i w:val="0"/>
-          <w:sz w:val="21"/>
-        </w:rPr>
-        <w:t>Rejected</w:t>
-      </w:r>
-      <w:r>
-        <w:rPr>
-          <w:b w:val="0"/>
-          <w:i w:val="0"/>
-          <w:sz w:val="21"/>
-        </w:rPr>
-        <w:t>, each with a count beside it. Under them, one card per voucher: the ministry, who is being paid, what for, the amount, and a coloured chip saying how it sits against the budget.</w:t>
+        <w:t>Four tabs, each with a count. The band across the top says how far a voucher has come and what is left — here, step 3 of 4. Everyone in this picture is invented.</w:t>
       </w:r>
     </w:p>
     <w:p>
@@ -967,7 +945,7 @@
         <w:drawing>
           <wp:inline xmlns:a="http://schemas.openxmlformats.org/drawingml/2006/main" xmlns:pic="http://schemas.openxmlformats.org/drawingml/2006/picture">
             <wp:extent cx="5903999" cy="3193079"/>
-            <wp:docPr id="3" name="Picture 3"/>
+            <wp:docPr id="4" name="Picture 4"/>
             <wp:cNvGraphicFramePr>
               <a:graphicFrameLocks noChangeAspect="1"/>
             </wp:cNvGraphicFramePr>
@@ -975,11 +953,11 @@
               <a:graphicData uri="http://schemas.openxmlformats.org/drawingml/2006/picture">
                 <pic:pic>
                   <pic:nvPicPr>
-                    <pic:cNvPr id="0" name="fig03-07-leave-queue.png"/>
+                    <pic:cNvPr id="0" name="fig04-07-leave-queue.png"/>
                     <pic:cNvPicPr/>
                   </pic:nvPicPr>
                   <pic:blipFill>
-                    <a:blip r:embed="rId11"/>
+                    <a:blip r:embed="rId12"/>
                     <a:stretch>
                       <a:fillRect/>
                     </a:stretch>
@@ -1216,15 +1194,93 @@
     </w:p>
     <w:p>
       <w:pPr>
-        <w:spacing w:after="120" w:line="283" w:lineRule="auto"/>
+        <w:spacing w:before="160" w:after="40"/>
+        <w:jc w:val="center"/>
+      </w:pPr>
+      <w:r>
+        <w:drawing>
+          <wp:inline xmlns:a="http://schemas.openxmlformats.org/drawingml/2006/main" xmlns:pic="http://schemas.openxmlformats.org/drawingml/2006/picture">
+            <wp:extent cx="5903999" cy="3473519"/>
+            <wp:docPr id="5" name="Picture 5"/>
+            <wp:cNvGraphicFramePr>
+              <a:graphicFrameLocks noChangeAspect="1"/>
+            </wp:cNvGraphicFramePr>
+            <a:graphic>
+              <a:graphicData uri="http://schemas.openxmlformats.org/drawingml/2006/picture">
+                <pic:pic>
+                  <pic:nvPicPr>
+                    <pic:cNvPr id="0" name="fig05-12-budget.png"/>
+                    <pic:cNvPicPr/>
+                  </pic:nvPicPr>
+                  <pic:blipFill>
+                    <a:blip r:embed="rId13"/>
+                    <a:stretch>
+                      <a:fillRect/>
+                    </a:stretch>
+                  </pic:blipFill>
+                  <pic:spPr>
+                    <a:xfrm>
+                      <a:off x="0" y="0"/>
+                      <a:ext cx="5903999" cy="3473519"/>
+                    </a:xfrm>
+                    <a:prstGeom prst="rect"/>
+                  </pic:spPr>
+                </pic:pic>
+              </a:graphicData>
+            </a:graphic>
+          </wp:inline>
+        </w:drawing>
+      </w:r>
+    </w:p>
+    <w:p>
+      <w:pPr>
+        <w:spacing w:after="200" w:line="283" w:lineRule="auto"/>
+        <w:jc w:val="center"/>
       </w:pPr>
       <w:r>
         <w:rPr>
           <w:b w:val="0"/>
-          <w:i w:val="0"/>
-          <w:sz w:val="21"/>
+          <w:i/>
+          <w:color w:val="6B7280"/>
+          <w:sz w:val="18"/>
         </w:rPr>
-        <w:t>Each line shows four figures side by side — approved, spent, committed, remaining — and the remaining one is coloured: green has room, amber is close, red is over.</w:t>
+        <w:t xml:space="preserve">One row per project. </w:t>
+      </w:r>
+      <w:r>
+        <w:rPr>
+          <w:b/>
+          <w:i/>
+          <w:color w:val="6B7280"/>
+          <w:sz w:val="18"/>
+        </w:rPr>
+        <w:t>Balance</w:t>
+      </w:r>
+      <w:r>
+        <w:rPr>
+          <w:b w:val="0"/>
+          <w:i/>
+          <w:color w:val="6B7280"/>
+          <w:sz w:val="18"/>
+        </w:rPr>
+        <w:t xml:space="preserve"> ignores what is committed; </w:t>
+      </w:r>
+      <w:r>
+        <w:rPr>
+          <w:b/>
+          <w:i/>
+          <w:color w:val="6B7280"/>
+          <w:sz w:val="18"/>
+        </w:rPr>
+        <w:t>Available</w:t>
+      </w:r>
+      <w:r>
+        <w:rPr>
+          <w:b w:val="0"/>
+          <w:i/>
+          <w:color w:val="6B7280"/>
+          <w:sz w:val="18"/>
+        </w:rPr>
+        <w:t xml:space="preserve"> subtracts it, which is the figure to use when deciding whether there is room for something new. Church planting here has RM1,250 left on paper and is RM550 short once the voucher already in the chain is counted. Every figure in this picture is invented.</w:t>
       </w:r>
     </w:p>
     <w:tbl>
@@ -1621,7 +1677,7 @@
         <w:drawing>
           <wp:inline xmlns:a="http://schemas.openxmlformats.org/drawingml/2006/main" xmlns:pic="http://schemas.openxmlformats.org/drawingml/2006/picture">
             <wp:extent cx="5903999" cy="3237359"/>
-            <wp:docPr id="4" name="Picture 4"/>
+            <wp:docPr id="6" name="Picture 6"/>
             <wp:cNvGraphicFramePr>
               <a:graphicFrameLocks noChangeAspect="1"/>
             </wp:cNvGraphicFramePr>
@@ -1629,11 +1685,11 @@
               <a:graphicData uri="http://schemas.openxmlformats.org/drawingml/2006/picture">
                 <pic:pic>
                   <pic:nvPicPr>
-                    <pic:cNvPr id="0" name="fig04-03-request-desktop.png"/>
+                    <pic:cNvPr id="0" name="fig06-03-request-desktop.png"/>
                     <pic:cNvPicPr/>
                   </pic:nvPicPr>
                   <pic:blipFill>
-                    <a:blip r:embed="rId12"/>
+                    <a:blip r:embed="rId14"/>
                     <a:stretch>
                       <a:fillRect/>
                     </a:stretch>
@@ -2076,7 +2132,7 @@
         <w:drawing>
           <wp:inline xmlns:a="http://schemas.openxmlformats.org/drawingml/2006/main" xmlns:pic="http://schemas.openxmlformats.org/drawingml/2006/picture">
             <wp:extent cx="5903999" cy="4560839"/>
-            <wp:docPr id="5" name="Picture 5"/>
+            <wp:docPr id="7" name="Picture 7"/>
             <wp:cNvGraphicFramePr>
               <a:graphicFrameLocks noChangeAspect="1"/>
             </wp:cNvGraphicFramePr>
@@ -2084,11 +2140,11 @@
               <a:graphicData uri="http://schemas.openxmlformats.org/drawingml/2006/picture">
                 <pic:pic>
                   <pic:nvPicPr>
-                    <pic:cNvPr id="0" name="fig05-05-my-leave.png"/>
+                    <pic:cNvPr id="0" name="fig07-05-my-leave.png"/>
                     <pic:cNvPicPr/>
                   </pic:nvPicPr>
                   <pic:blipFill>
-                    <a:blip r:embed="rId13"/>
+                    <a:blip r:embed="rId15"/>
                     <a:stretch>
                       <a:fillRect/>
                     </a:stretch>

--- a/docs/guides/signatory.docx
+++ b/docs/guides/signatory.docx
@@ -68,14 +68,10 @@
       </w:fldSimple>
     </w:p>
     <w:p>
-      <w:r>
-        <w:br w:type="page"/>
-      </w:r>
-    </w:p>
-    <w:p>
       <w:pPr>
         <w:pStyle w:val="Heading1"/>
-        <w:spacing w:before="80" w:after="120"/>
+        <w:spacing w:before="440" w:after="120"/>
+        <w:keepNext/>
       </w:pPr>
       <w:r>
         <w:rPr>
@@ -97,7 +93,130 @@
           <w:color w:val="3A4A60"/>
           <w:sz w:val="24"/>
         </w:rPr>
-        <w:t>The app lives at one address. There is no password to remember and none to lose — you sign in either with your church Google account, or with a link emailed to you.</w:t>
+        <w:t>There is no password to remember and none to lose. You sign in with a Google account, and the church decides which address that is.</w:t>
+      </w:r>
+    </w:p>
+    <w:p>
+      <w:pPr>
+        <w:pStyle w:val="ListNumber"/>
+        <w:numPr>
+          <w:ilvl w:val="0"/>
+          <w:numId w:val="10"/>
+        </w:numPr>
+        <w:spacing w:after="40"/>
+      </w:pPr>
+      <w:r>
+        <w:rPr>
+          <w:b/>
+          <w:i w:val="0"/>
+          <w:sz w:val="21"/>
+        </w:rPr>
+        <w:t>Go to the address below.</w:t>
+      </w:r>
+    </w:p>
+    <w:p>
+      <w:pPr>
+        <w:spacing w:after="120"/>
+        <w:ind w:left="510"/>
+      </w:pPr>
+      <w:r>
+        <w:rPr>
+          <w:b w:val="0"/>
+          <w:i w:val="0"/>
+          <w:color w:val="6B7280"/>
+          <w:sz w:val="19"/>
+        </w:rPr>
+        <w:t>Any browser, on a phone or a computer. Bookmark it the first time and you will not have to type it again.</w:t>
+      </w:r>
+    </w:p>
+    <w:p>
+      <w:pPr>
+        <w:pStyle w:val="ListNumber"/>
+        <w:spacing w:after="40"/>
+      </w:pPr>
+      <w:r>
+        <w:rPr>
+          <w:b/>
+          <w:i w:val="0"/>
+          <w:sz w:val="21"/>
+        </w:rPr>
+        <w:t xml:space="preserve">Press </w:t>
+      </w:r>
+      <w:r>
+        <w:rPr>
+          <w:b/>
+          <w:i/>
+          <w:sz w:val="21"/>
+        </w:rPr>
+        <w:t>Sign in with Google</w:t>
+      </w:r>
+      <w:r>
+        <w:rPr>
+          <w:b/>
+          <w:i w:val="0"/>
+          <w:sz w:val="21"/>
+        </w:rPr>
+        <w:t>.</w:t>
+      </w:r>
+    </w:p>
+    <w:p>
+      <w:pPr>
+        <w:spacing w:after="120"/>
+        <w:ind w:left="510"/>
+      </w:pPr>
+      <w:r>
+        <w:rPr>
+          <w:b w:val="0"/>
+          <w:i w:val="0"/>
+          <w:color w:val="6B7280"/>
+          <w:sz w:val="19"/>
+        </w:rPr>
+        <w:t>One tap, the same as opening your church email.</w:t>
+      </w:r>
+    </w:p>
+    <w:p>
+      <w:pPr>
+        <w:pStyle w:val="ListNumber"/>
+        <w:spacing w:after="40"/>
+      </w:pPr>
+      <w:r>
+        <w:rPr>
+          <w:b/>
+          <w:i w:val="0"/>
+          <w:sz w:val="21"/>
+        </w:rPr>
+        <w:t xml:space="preserve">Use your </w:t>
+      </w:r>
+      <w:r>
+        <w:rPr>
+          <w:b/>
+          <w:i w:val="0"/>
+          <w:sz w:val="21"/>
+        </w:rPr>
+        <w:t>@lcm.org.my</w:t>
+      </w:r>
+      <w:r>
+        <w:rPr>
+          <w:b/>
+          <w:i w:val="0"/>
+          <w:sz w:val="21"/>
+        </w:rPr>
+        <w:t xml:space="preserve"> Google account.</w:t>
+      </w:r>
+    </w:p>
+    <w:p>
+      <w:pPr>
+        <w:spacing w:after="120"/>
+        <w:ind w:left="510"/>
+      </w:pPr>
+      <w:r>
+        <w:rPr>
+          <w:b w:val="0"/>
+          <w:i w:val="0"/>
+          <w:color w:val="6B7280"/>
+          <w:sz w:val="19"/>
+        </w:rPr>
+        <w:t>That is the address the church knows you by, and the one your approvals are recorded against.</w:t>
       </w:r>
     </w:p>
     <w:p>
@@ -131,20 +250,58 @@
         <w:t xml:space="preserve"> </w:t>
       </w:r>
     </w:p>
+    <w:tbl>
+      <w:tblPr>
+        <w:tblW w:type="auto" w:w="0"/>
+        <w:tblLayout w:type="fixed"/>
+        <w:tblLook w:firstColumn="1" w:firstRow="1" w:lastColumn="0" w:lastRow="0" w:noHBand="0" w:noVBand="1" w:val="04A0"/>
+      </w:tblPr>
+      <w:tblGrid>
+        <w:gridCol w:w="9298"/>
+      </w:tblGrid>
+      <w:tr>
+        <w:trPr>
+          <w:cantSplit/>
+        </w:trPr>
+        <w:tc>
+          <w:tcPr>
+            <w:tcW w:type="dxa" w:w="9298"/>
+            <w:shd w:val="clear" w:fill="EEF4FD"/>
+            <w:tcBorders>
+              <w:top w:val="nil"/>
+              <w:bottom w:val="nil"/>
+              <w:right w:val="nil"/>
+              <w:left w:val="single" w:sz="18" w:color="2F5B9C"/>
+            </w:tcBorders>
+          </w:tcPr>
+          <w:p>
+            <w:pPr>
+              <w:spacing w:after="60" w:line="276" w:lineRule="auto"/>
+            </w:pPr>
+            <w:r>
+              <w:rPr>
+                <w:b/>
+                <w:i w:val="0"/>
+                <w:sz w:val="20"/>
+              </w:rPr>
+              <w:t>No @lcm.org.my address?</w:t>
+            </w:r>
+            <w:r>
+              <w:rPr>
+                <w:b w:val="0"/>
+                <w:i w:val="0"/>
+                <w:sz w:val="20"/>
+              </w:rPr>
+              <w:t xml:space="preserve"> Contact the LCM team and they will grant access to the personal email address you prefer to sign in with. This is usually the case for volunteers, who serve the church without being employed by it. Once they have granted it, sign in with Google using that address.</w:t>
+            </w:r>
+          </w:p>
+        </w:tc>
+      </w:tr>
+    </w:tbl>
     <w:p>
       <w:pPr>
-        <w:spacing w:after="200" w:line="283" w:lineRule="auto"/>
-        <w:jc w:val="center"/>
+        <w:spacing w:after="80"/>
       </w:pPr>
-      <w:r>
-        <w:rPr>
-          <w:b w:val="0"/>
-          <w:i/>
-          <w:color w:val="6B7280"/>
-          <w:sz w:val="18"/>
-        </w:rPr>
-        <w:t>Open it in any browser, on a phone or a computer. Bookmark it the first time and you will not have to type it again.</w:t>
-      </w:r>
     </w:p>
     <w:p>
       <w:pPr>
@@ -198,7 +355,7 @@
           <w:color w:val="6B7280"/>
           <w:sz w:val="18"/>
         </w:rPr>
-        <w:t xml:space="preserve">The sign-in screen. Which button is yours depends only on whether the church has given you an </w:t>
+        <w:t xml:space="preserve">The sign-in screen. </w:t>
       </w:r>
       <w:r>
         <w:rPr>
@@ -207,7 +364,7 @@
           <w:color w:val="6B7280"/>
           <w:sz w:val="18"/>
         </w:rPr>
-        <w:t>@lcm.org.my</w:t>
+        <w:t>Sign in with Google</w:t>
       </w:r>
       <w:r>
         <w:rPr>
@@ -216,142 +373,14 @@
           <w:color w:val="6B7280"/>
           <w:sz w:val="18"/>
         </w:rPr>
-        <w:t xml:space="preserve"> mailbox.</w:t>
+        <w:t xml:space="preserve"> is the one to use.</w:t>
       </w:r>
-    </w:p>
-    <w:p>
-      <w:pPr>
-        <w:spacing w:after="100"/>
-        <w:ind w:left="510" w:hanging="510"/>
-      </w:pPr>
-      <w:r>
-        <w:rPr>
-          <w:b/>
-          <w:color w:val="C2410C"/>
-          <w:sz w:val="21"/>
-        </w:rPr>
-        <w:t xml:space="preserve">1   </w:t>
-      </w:r>
-      <w:r>
-        <w:rPr>
-          <w:b/>
-          <w:i w:val="0"/>
-          <w:sz w:val="21"/>
-        </w:rPr>
-        <w:t>Sign in with Google</w:t>
-      </w:r>
-      <w:r>
-        <w:rPr>
-          <w:b w:val="0"/>
-          <w:i w:val="0"/>
-          <w:sz w:val="21"/>
-        </w:rPr>
-        <w:t xml:space="preserve"> — if you have an </w:t>
-      </w:r>
-      <w:r>
-        <w:rPr>
-          <w:b/>
-          <w:i w:val="0"/>
-          <w:sz w:val="21"/>
-        </w:rPr>
-        <w:t>@lcm.org.my</w:t>
-      </w:r>
-      <w:r>
-        <w:rPr>
-          <w:b w:val="0"/>
-          <w:i w:val="0"/>
-          <w:sz w:val="21"/>
-        </w:rPr>
-        <w:t xml:space="preserve"> address. One tap, the same as opening your church email. Nothing to type.</w:t>
-      </w:r>
-    </w:p>
-    <w:p>
-      <w:pPr>
-        <w:spacing w:after="100"/>
-        <w:ind w:left="510" w:hanging="510"/>
-      </w:pPr>
-      <w:r>
-        <w:rPr>
-          <w:b/>
-          <w:color w:val="C2410C"/>
-          <w:sz w:val="21"/>
-        </w:rPr>
-        <w:t xml:space="preserve">2   </w:t>
-      </w:r>
-      <w:r>
-        <w:rPr>
-          <w:b/>
-          <w:i w:val="0"/>
-          <w:sz w:val="21"/>
-        </w:rPr>
-        <w:t>Sign in with email link</w:t>
-      </w:r>
-      <w:r>
-        <w:rPr>
-          <w:b w:val="0"/>
-          <w:i w:val="0"/>
-          <w:sz w:val="21"/>
-        </w:rPr>
-        <w:t xml:space="preserve"> — if you do not. Type the address the church holds for you, and a link arrives in your inbox. Click it and you are in. The link is yours alone and stops working once used, so do not forward it.</w:t>
-      </w:r>
-    </w:p>
-    <w:tbl>
-      <w:tblPr>
-        <w:tblW w:type="auto" w:w="0"/>
-        <w:tblLayout w:type="fixed"/>
-        <w:tblLook w:firstColumn="1" w:firstRow="1" w:lastColumn="0" w:lastRow="0" w:noHBand="0" w:noVBand="1" w:val="04A0"/>
-      </w:tblPr>
-      <w:tblGrid>
-        <w:gridCol w:w="9298"/>
-      </w:tblGrid>
-      <w:tr>
-        <w:trPr>
-          <w:cantSplit/>
-        </w:trPr>
-        <w:tc>
-          <w:tcPr>
-            <w:tcW w:type="dxa" w:w="9298"/>
-            <w:shd w:val="clear" w:fill="EEF4FD"/>
-            <w:tcBorders>
-              <w:top w:val="nil"/>
-              <w:bottom w:val="nil"/>
-              <w:right w:val="nil"/>
-              <w:left w:val="single" w:sz="18" w:color="2F5B9C"/>
-            </w:tcBorders>
-          </w:tcPr>
-          <w:p>
-            <w:pPr>
-              <w:spacing w:after="60" w:line="276" w:lineRule="auto"/>
-            </w:pPr>
-            <w:r>
-              <w:rPr>
-                <w:b/>
-                <w:i w:val="0"/>
-                <w:sz w:val="20"/>
-              </w:rPr>
-              <w:t>Nothing arrives?</w:t>
-            </w:r>
-            <w:r>
-              <w:rPr>
-                <w:b w:val="0"/>
-                <w:i w:val="0"/>
-                <w:sz w:val="20"/>
-              </w:rPr>
-              <w:t xml:space="preserve"> Check that the address the church has for you can actually receive email. A mailbox that was never really set up is the usual reason a link never comes — ask the HQ office to correct it, rather than asking for the link again.</w:t>
-            </w:r>
-          </w:p>
-        </w:tc>
-      </w:tr>
-    </w:tbl>
-    <w:p>
-      <w:pPr>
-        <w:spacing w:after="80"/>
-      </w:pPr>
     </w:p>
     <w:p>
       <w:pPr>
         <w:pStyle w:val="Heading2"/>
         <w:spacing w:before="240" w:after="120"/>
+        <w:keepNext/>
       </w:pPr>
       <w:r>
         <w:rPr>
@@ -359,7 +388,7 @@
           <w:color w:val="1C2738"/>
           <w:sz w:val="25"/>
         </w:rPr>
-        <w:t>The first time</w:t>
+        <w:t>If the app looks emptier than this guide describes</w:t>
       </w:r>
     </w:p>
     <w:p>
@@ -372,34 +401,14 @@
           <w:i w:val="0"/>
           <w:sz w:val="21"/>
         </w:rPr>
-        <w:t xml:space="preserve">You do not create an account and you do not wait for one. Sign in, and the system records your address as a </w:t>
-      </w:r>
-      <w:r>
-        <w:rPr>
-          <w:b/>
-          <w:i w:val="0"/>
-          <w:sz w:val="21"/>
-        </w:rPr>
-        <w:t>Guest</w:t>
-      </w:r>
-      <w:r>
-        <w:rPr>
-          <w:b w:val="0"/>
-          <w:i w:val="0"/>
-          <w:sz w:val="21"/>
-        </w:rPr>
-        <w:t xml:space="preserve"> — enough to claim money back and to read the church directory. Your proper role is set by the HQ office, usually the same day. If the app looks emptier than this guide describes, that is why: ask them to set your role, then sign in again.</w:t>
-      </w:r>
-    </w:p>
-    <w:p>
-      <w:r>
-        <w:br w:type="page"/>
+        <w:t>Your role has not been set yet. Signing in gets you through the door; what you may do once inside is recorded by the HQ office, usually the same day. Ask them to set it, then sign in again.</w:t>
       </w:r>
     </w:p>
     <w:p>
       <w:pPr>
         <w:pStyle w:val="Heading1"/>
-        <w:spacing w:before="80" w:after="120"/>
+        <w:spacing w:before="440" w:after="120"/>
+        <w:keepNext/>
       </w:pPr>
       <w:r>
         <w:rPr>
@@ -445,7 +454,7 @@
       <w:r>
         <w:drawing>
           <wp:inline xmlns:a="http://schemas.openxmlformats.org/drawingml/2006/main" xmlns:pic="http://schemas.openxmlformats.org/drawingml/2006/picture">
-            <wp:extent cx="2700000" cy="6364285"/>
+            <wp:extent cx="2367272" cy="5579998"/>
             <wp:docPr id="2" name="Picture 2"/>
             <wp:cNvGraphicFramePr>
               <a:graphicFrameLocks noChangeAspect="1"/>
@@ -466,7 +475,7 @@
                   <pic:spPr>
                     <a:xfrm>
                       <a:off x="0" y="0"/>
-                      <a:ext cx="2700000" cy="6364285"/>
+                      <a:ext cx="2367272" cy="5579998"/>
                     </a:xfrm>
                     <a:prstGeom prst="rect"/>
                   </pic:spPr>
@@ -546,14 +555,10 @@
       </w:pPr>
     </w:p>
     <w:p>
-      <w:r>
-        <w:br w:type="page"/>
-      </w:r>
-    </w:p>
-    <w:p>
       <w:pPr>
         <w:pStyle w:val="Heading1"/>
-        <w:spacing w:before="80" w:after="120"/>
+        <w:spacing w:before="440" w:after="120"/>
+        <w:keepNext/>
       </w:pPr>
       <w:r>
         <w:rPr>
@@ -667,6 +672,10 @@
     <w:p>
       <w:pPr>
         <w:pStyle w:val="ListNumber"/>
+        <w:numPr>
+          <w:ilvl w:val="0"/>
+          <w:numId w:val="11"/>
+        </w:numPr>
         <w:spacing w:after="40"/>
       </w:pPr>
       <w:r>
@@ -766,6 +775,7 @@
       <w:pPr>
         <w:pStyle w:val="Heading2"/>
         <w:spacing w:before="240" w:after="120"/>
+        <w:keepNext/>
       </w:pPr>
       <w:r>
         <w:rPr>
@@ -846,6 +856,7 @@
       <w:pPr>
         <w:pStyle w:val="Heading2"/>
         <w:spacing w:before="240" w:after="120"/>
+        <w:keepNext/>
       </w:pPr>
       <w:r>
         <w:rPr>
@@ -886,14 +897,10 @@
       </w:r>
     </w:p>
     <w:p>
-      <w:r>
-        <w:br w:type="page"/>
-      </w:r>
-    </w:p>
-    <w:p>
       <w:pPr>
         <w:pStyle w:val="Heading1"/>
-        <w:spacing w:before="80" w:after="120"/>
+        <w:spacing w:before="440" w:after="120"/>
+        <w:keepNext/>
       </w:pPr>
       <w:r>
         <w:rPr>
@@ -994,6 +1001,10 @@
     <w:p>
       <w:pPr>
         <w:pStyle w:val="ListNumber"/>
+        <w:numPr>
+          <w:ilvl w:val="0"/>
+          <w:numId w:val="12"/>
+        </w:numPr>
         <w:spacing w:after="40"/>
       </w:pPr>
       <w:r>
@@ -1039,6 +1050,7 @@
       <w:pPr>
         <w:pStyle w:val="Heading2"/>
         <w:spacing w:before="240" w:after="120"/>
+        <w:keepNext/>
       </w:pPr>
       <w:r>
         <w:rPr>
@@ -1129,14 +1141,10 @@
       </w:pPr>
     </w:p>
     <w:p>
-      <w:r>
-        <w:br w:type="page"/>
-      </w:r>
-    </w:p>
-    <w:p>
       <w:pPr>
         <w:pStyle w:val="Heading1"/>
-        <w:spacing w:before="80" w:after="120"/>
+        <w:spacing w:before="440" w:after="120"/>
+        <w:keepNext/>
       </w:pPr>
       <w:r>
         <w:rPr>
@@ -1353,14 +1361,10 @@
       </w:pPr>
     </w:p>
     <w:p>
-      <w:r>
-        <w:br w:type="page"/>
-      </w:r>
-    </w:p>
-    <w:p>
       <w:pPr>
         <w:pStyle w:val="Heading1"/>
-        <w:spacing w:before="80" w:after="120"/>
+        <w:spacing w:before="440" w:after="120"/>
+        <w:keepNext/>
       </w:pPr>
       <w:r>
         <w:rPr>
@@ -1417,6 +1421,10 @@
     <w:p>
       <w:pPr>
         <w:pStyle w:val="ListNumber"/>
+        <w:numPr>
+          <w:ilvl w:val="0"/>
+          <w:numId w:val="13"/>
+        </w:numPr>
         <w:spacing w:after="40"/>
       </w:pPr>
       <w:r>
@@ -1464,14 +1472,10 @@
       </w:r>
     </w:p>
     <w:p>
-      <w:r>
-        <w:br w:type="page"/>
-      </w:r>
-    </w:p>
-    <w:p>
       <w:pPr>
         <w:pStyle w:val="Heading1"/>
-        <w:spacing w:before="80" w:after="120"/>
+        <w:spacing w:before="440" w:after="120"/>
+        <w:keepNext/>
       </w:pPr>
       <w:r>
         <w:rPr>
@@ -1517,6 +1521,10 @@
     <w:p>
       <w:pPr>
         <w:pStyle w:val="ListNumber"/>
+        <w:numPr>
+          <w:ilvl w:val="0"/>
+          <w:numId w:val="14"/>
+        </w:numPr>
         <w:spacing w:after="40"/>
       </w:pPr>
       <w:r>
@@ -1727,6 +1735,7 @@
       <w:pPr>
         <w:pStyle w:val="Heading2"/>
         <w:spacing w:before="240" w:after="120"/>
+        <w:keepNext/>
       </w:pPr>
       <w:r>
         <w:rPr>
@@ -1820,14 +1829,10 @@
       </w:pPr>
     </w:p>
     <w:p>
-      <w:r>
-        <w:br w:type="page"/>
-      </w:r>
-    </w:p>
-    <w:p>
       <w:pPr>
         <w:pStyle w:val="Heading1"/>
-        <w:spacing w:before="80" w:after="120"/>
+        <w:spacing w:before="440" w:after="120"/>
+        <w:keepNext/>
       </w:pPr>
       <w:r>
         <w:rPr>
@@ -1967,14 +1972,10 @@
       </w:pPr>
     </w:p>
     <w:p>
-      <w:r>
-        <w:br w:type="page"/>
-      </w:r>
-    </w:p>
-    <w:p>
       <w:pPr>
         <w:pStyle w:val="Heading1"/>
-        <w:spacing w:before="80" w:after="120"/>
+        <w:spacing w:before="440" w:after="120"/>
+        <w:keepNext/>
       </w:pPr>
       <w:r>
         <w:rPr>
@@ -2038,6 +2039,10 @@
     <w:p>
       <w:pPr>
         <w:pStyle w:val="ListNumber"/>
+        <w:numPr>
+          <w:ilvl w:val="0"/>
+          <w:numId w:val="15"/>
+        </w:numPr>
         <w:spacing w:after="40"/>
       </w:pPr>
       <w:r>
@@ -2182,6 +2187,7 @@
       <w:pPr>
         <w:pStyle w:val="Heading2"/>
         <w:spacing w:before="240" w:after="120"/>
+        <w:keepNext/>
       </w:pPr>
       <w:r>
         <w:rPr>
@@ -2259,14 +2265,10 @@
       </w:pPr>
     </w:p>
     <w:p>
-      <w:r>
-        <w:br w:type="page"/>
-      </w:r>
-    </w:p>
-    <w:p>
       <w:pPr>
         <w:pStyle w:val="Heading1"/>
-        <w:spacing w:before="80" w:after="120"/>
+        <w:spacing w:before="440" w:after="120"/>
+        <w:keepNext/>
       </w:pPr>
       <w:r>
         <w:rPr>
@@ -2385,14 +2387,10 @@
       </w:pPr>
     </w:p>
     <w:p>
-      <w:r>
-        <w:br w:type="page"/>
-      </w:r>
-    </w:p>
-    <w:p>
       <w:pPr>
         <w:pStyle w:val="Heading1"/>
-        <w:spacing w:before="80" w:after="120"/>
+        <w:spacing w:before="440" w:after="120"/>
+        <w:keepNext/>
       </w:pPr>
       <w:r>
         <w:rPr>
@@ -2421,6 +2419,7 @@
       <w:pPr>
         <w:pStyle w:val="Heading2"/>
         <w:spacing w:before="240" w:after="120"/>
+        <w:keepNext/>
       </w:pPr>
       <w:r>
         <w:rPr>
@@ -2448,6 +2447,7 @@
       <w:pPr>
         <w:pStyle w:val="Heading2"/>
         <w:spacing w:before="240" w:after="120"/>
+        <w:keepNext/>
       </w:pPr>
       <w:r>
         <w:rPr>
@@ -2475,6 +2475,7 @@
       <w:pPr>
         <w:pStyle w:val="Heading2"/>
         <w:spacing w:before="240" w:after="120"/>
+        <w:keepNext/>
       </w:pPr>
       <w:r>
         <w:rPr>
@@ -2584,9 +2585,9 @@
       </w:pPr>
     </w:p>
     <w:p>
-      <w:r>
-        <w:br w:type="page"/>
-      </w:r>
+      <w:pPr>
+        <w:spacing w:before="520" w:after="0"/>
+      </w:pPr>
     </w:p>
     <w:p>
       <w:pPr>
@@ -2829,6 +2830,42 @@
   </w:num>
   <w:num w:numId="9">
     <w:abstractNumId w:val="0"/>
+  </w:num>
+  <w:num w:numId="10">
+    <w:abstractNumId w:val="7"/>
+    <w:lvlOverride w:ilvl="0">
+      <w:startOverride w:val="1"/>
+    </w:lvlOverride>
+  </w:num>
+  <w:num w:numId="11">
+    <w:abstractNumId w:val="7"/>
+    <w:lvlOverride w:ilvl="0">
+      <w:startOverride w:val="1"/>
+    </w:lvlOverride>
+  </w:num>
+  <w:num w:numId="12">
+    <w:abstractNumId w:val="7"/>
+    <w:lvlOverride w:ilvl="0">
+      <w:startOverride w:val="1"/>
+    </w:lvlOverride>
+  </w:num>
+  <w:num w:numId="13">
+    <w:abstractNumId w:val="7"/>
+    <w:lvlOverride w:ilvl="0">
+      <w:startOverride w:val="1"/>
+    </w:lvlOverride>
+  </w:num>
+  <w:num w:numId="14">
+    <w:abstractNumId w:val="7"/>
+    <w:lvlOverride w:ilvl="0">
+      <w:startOverride w:val="1"/>
+    </w:lvlOverride>
+  </w:num>
+  <w:num w:numId="15">
+    <w:abstractNumId w:val="7"/>
+    <w:lvlOverride w:ilvl="0">
+      <w:startOverride w:val="1"/>
+    </w:lvlOverride>
   </w:num>
 </w:numbering>
 </file>

--- a/docs/guides/signatory.docx
+++ b/docs/guides/signatory.docx
@@ -33,42 +33,6 @@
     </w:p>
     <w:p>
       <w:pPr>
-        <w:spacing w:after="320" w:line="283" w:lineRule="auto"/>
-      </w:pPr>
-      <w:r>
-        <w:rPr>
-          <w:b w:val="0"/>
-          <w:i w:val="0"/>
-          <w:color w:val="3A4A60"/>
-          <w:sz w:val="23"/>
-        </w:rPr>
-        <w:t>Bishop, Treasurer or Secretary. A voucher reaches you once the ministry has verified it, Finance has reviewed it and the General Manager has approved it — so what is in front of you is only ever waiting on your signature.</w:t>
-      </w:r>
-    </w:p>
-    <w:p>
-      <w:pPr>
-        <w:spacing w:after="80" w:line="283" w:lineRule="auto"/>
-      </w:pPr>
-      <w:r>
-        <w:rPr>
-          <w:b/>
-          <w:i w:val="0"/>
-          <w:color w:val="2F5B9C"/>
-          <w:sz w:val="26"/>
-        </w:rPr>
-        <w:t>Contents</w:t>
-      </w:r>
-    </w:p>
-    <w:p>
-      <w:r/>
-      <w:fldSimple w:instr="TOC \o &quot;1-2&quot; \h \z \u">
-        <w:r>
-          <w:t>Right-click here and choose Update Field to build the contents.</w:t>
-        </w:r>
-      </w:fldSimple>
-    </w:p>
-    <w:p>
-      <w:pPr>
         <w:pStyle w:val="Heading1"/>
         <w:spacing w:before="440" w:after="120"/>
         <w:keepNext/>
@@ -84,16 +48,103 @@
     </w:p>
     <w:p>
       <w:pPr>
-        <w:spacing w:after="200" w:line="283" w:lineRule="auto"/>
+        <w:spacing w:after="120" w:line="283" w:lineRule="auto"/>
       </w:pPr>
       <w:r>
         <w:rPr>
           <w:b w:val="0"/>
           <w:i w:val="0"/>
-          <w:color w:val="3A4A60"/>
-          <w:sz w:val="24"/>
+          <w:sz w:val="21"/>
         </w:rPr>
-        <w:t>There is no password to remember and none to lose. You sign in with a Google account, and the church decides which address that is.</w:t>
+        <w:t xml:space="preserve"> </w:t>
+      </w:r>
+      <w:r>
+        <w:rPr>
+          <w:rFonts w:ascii="Consolas" w:hAnsi="Consolas"/>
+          <w:b w:val="0"/>
+          <w:i w:val="0"/>
+          <w:color w:val="2F5B9C"/>
+          <w:sz w:val="21"/>
+        </w:rPr>
+        <w:t>finance-pv.vercel.app</w:t>
+      </w:r>
+      <w:r>
+        <w:rPr>
+          <w:b w:val="0"/>
+          <w:i w:val="0"/>
+          <w:sz w:val="21"/>
+        </w:rPr>
+        <w:t xml:space="preserve"> </w:t>
+      </w:r>
+    </w:p>
+    <w:p>
+      <w:pPr>
+        <w:spacing w:after="200" w:line="283" w:lineRule="auto"/>
+        <w:jc w:val="center"/>
+      </w:pPr>
+      <w:r>
+        <w:rPr>
+          <w:b w:val="0"/>
+          <w:i/>
+          <w:color w:val="6B7280"/>
+          <w:sz w:val="18"/>
+        </w:rPr>
+        <w:t>Open it in any browser, on a phone or a computer. Bookmark it the first time and you will not have to type it again.</w:t>
+      </w:r>
+    </w:p>
+    <w:p>
+      <w:pPr>
+        <w:spacing w:before="160" w:after="40"/>
+        <w:jc w:val="center"/>
+      </w:pPr>
+      <w:r>
+        <w:drawing>
+          <wp:inline xmlns:a="http://schemas.openxmlformats.org/drawingml/2006/main" xmlns:pic="http://schemas.openxmlformats.org/drawingml/2006/picture">
+            <wp:extent cx="5903999" cy="3749039"/>
+            <wp:docPr id="1" name="Picture 1"/>
+            <wp:cNvGraphicFramePr>
+              <a:graphicFrameLocks noChangeAspect="1"/>
+            </wp:cNvGraphicFramePr>
+            <a:graphic>
+              <a:graphicData uri="http://schemas.openxmlformats.org/drawingml/2006/picture">
+                <pic:pic>
+                  <pic:nvPicPr>
+                    <pic:cNvPr id="0" name="fig01-01-sign-in.png"/>
+                    <pic:cNvPicPr/>
+                  </pic:nvPicPr>
+                  <pic:blipFill>
+                    <a:blip r:embed="rId9"/>
+                    <a:stretch>
+                      <a:fillRect/>
+                    </a:stretch>
+                  </pic:blipFill>
+                  <pic:spPr>
+                    <a:xfrm>
+                      <a:off x="0" y="0"/>
+                      <a:ext cx="5903999" cy="3749039"/>
+                    </a:xfrm>
+                    <a:prstGeom prst="rect"/>
+                  </pic:spPr>
+                </pic:pic>
+              </a:graphicData>
+            </a:graphic>
+          </wp:inline>
+        </w:drawing>
+      </w:r>
+    </w:p>
+    <w:p>
+      <w:pPr>
+        <w:spacing w:after="200" w:line="283" w:lineRule="auto"/>
+        <w:jc w:val="center"/>
+      </w:pPr>
+      <w:r>
+        <w:rPr>
+          <w:b w:val="0"/>
+          <w:i/>
+          <w:color w:val="6B7280"/>
+          <w:sz w:val="18"/>
+        </w:rPr>
+        <w:t>This is what you will see.</w:t>
       </w:r>
     </w:p>
     <w:p>
@@ -103,35 +154,6 @@
           <w:ilvl w:val="0"/>
           <w:numId w:val="10"/>
         </w:numPr>
-        <w:spacing w:after="40"/>
-      </w:pPr>
-      <w:r>
-        <w:rPr>
-          <w:b/>
-          <w:i w:val="0"/>
-          <w:sz w:val="21"/>
-        </w:rPr>
-        <w:t>Go to the address below.</w:t>
-      </w:r>
-    </w:p>
-    <w:p>
-      <w:pPr>
-        <w:spacing w:after="120"/>
-        <w:ind w:left="510"/>
-      </w:pPr>
-      <w:r>
-        <w:rPr>
-          <w:b w:val="0"/>
-          <w:i w:val="0"/>
-          <w:color w:val="6B7280"/>
-          <w:sz w:val="19"/>
-        </w:rPr>
-        <w:t>Any browser, on a phone or a computer. Bookmark it the first time and you will not have to type it again.</w:t>
-      </w:r>
-    </w:p>
-    <w:p>
-      <w:pPr>
-        <w:pStyle w:val="ListNumber"/>
         <w:spacing w:after="40"/>
       </w:pPr>
       <w:r>
@@ -171,7 +193,7 @@
           <w:color w:val="6B7280"/>
           <w:sz w:val="19"/>
         </w:rPr>
-        <w:t>One tap, the same as opening your church email.</w:t>
+        <w:t>One tap, the same as opening your church email. Nothing to type.</w:t>
       </w:r>
     </w:p>
     <w:p>
@@ -217,37 +239,6 @@
           <w:sz w:val="19"/>
         </w:rPr>
         <w:t>That is the address the church knows you by, and the one your approvals are recorded against.</w:t>
-      </w:r>
-    </w:p>
-    <w:p>
-      <w:pPr>
-        <w:spacing w:after="120" w:line="283" w:lineRule="auto"/>
-      </w:pPr>
-      <w:r>
-        <w:rPr>
-          <w:b w:val="0"/>
-          <w:i w:val="0"/>
-          <w:sz w:val="21"/>
-        </w:rPr>
-        <w:t xml:space="preserve"> </w:t>
-      </w:r>
-      <w:r>
-        <w:rPr>
-          <w:rFonts w:ascii="Consolas" w:hAnsi="Consolas"/>
-          <w:b w:val="0"/>
-          <w:i w:val="0"/>
-          <w:color w:val="2F5B9C"/>
-          <w:sz w:val="21"/>
-        </w:rPr>
-        <w:t>finance-pv.vercel.app</w:t>
-      </w:r>
-      <w:r>
-        <w:rPr>
-          <w:b w:val="0"/>
-          <w:i w:val="0"/>
-          <w:sz w:val="21"/>
-        </w:rPr>
-        <w:t xml:space="preserve"> </w:t>
       </w:r>
     </w:p>
     <w:tbl>
@@ -302,79 +293,6 @@
       <w:pPr>
         <w:spacing w:after="80"/>
       </w:pPr>
-    </w:p>
-    <w:p>
-      <w:pPr>
-        <w:spacing w:before="160" w:after="40"/>
-        <w:jc w:val="center"/>
-      </w:pPr>
-      <w:r>
-        <w:drawing>
-          <wp:inline xmlns:a="http://schemas.openxmlformats.org/drawingml/2006/main" xmlns:pic="http://schemas.openxmlformats.org/drawingml/2006/picture">
-            <wp:extent cx="5903999" cy="3749039"/>
-            <wp:docPr id="1" name="Picture 1"/>
-            <wp:cNvGraphicFramePr>
-              <a:graphicFrameLocks noChangeAspect="1"/>
-            </wp:cNvGraphicFramePr>
-            <a:graphic>
-              <a:graphicData uri="http://schemas.openxmlformats.org/drawingml/2006/picture">
-                <pic:pic>
-                  <pic:nvPicPr>
-                    <pic:cNvPr id="0" name="fig01-01-sign-in.png"/>
-                    <pic:cNvPicPr/>
-                  </pic:nvPicPr>
-                  <pic:blipFill>
-                    <a:blip r:embed="rId9"/>
-                    <a:stretch>
-                      <a:fillRect/>
-                    </a:stretch>
-                  </pic:blipFill>
-                  <pic:spPr>
-                    <a:xfrm>
-                      <a:off x="0" y="0"/>
-                      <a:ext cx="5903999" cy="3749039"/>
-                    </a:xfrm>
-                    <a:prstGeom prst="rect"/>
-                  </pic:spPr>
-                </pic:pic>
-              </a:graphicData>
-            </a:graphic>
-          </wp:inline>
-        </w:drawing>
-      </w:r>
-    </w:p>
-    <w:p>
-      <w:pPr>
-        <w:spacing w:after="200" w:line="283" w:lineRule="auto"/>
-        <w:jc w:val="center"/>
-      </w:pPr>
-      <w:r>
-        <w:rPr>
-          <w:b w:val="0"/>
-          <w:i/>
-          <w:color w:val="6B7280"/>
-          <w:sz w:val="18"/>
-        </w:rPr>
-        <w:t xml:space="preserve">The sign-in screen. </w:t>
-      </w:r>
-      <w:r>
-        <w:rPr>
-          <w:b/>
-          <w:i/>
-          <w:color w:val="6B7280"/>
-          <w:sz w:val="18"/>
-        </w:rPr>
-        <w:t>Sign in with Google</w:t>
-      </w:r>
-      <w:r>
-        <w:rPr>
-          <w:b w:val="0"/>
-          <w:i/>
-          <w:color w:val="6B7280"/>
-          <w:sz w:val="18"/>
-        </w:rPr>
-        <w:t xml:space="preserve"> is the one to use.</w:t>
-      </w:r>
     </w:p>
     <w:p>
       <w:pPr>

--- a/docs/guides/signatory.docx
+++ b/docs/guides/signatory.docx
@@ -13,7 +13,7 @@
           <w:color w:val="2F5B9C"/>
           <w:sz w:val="19"/>
         </w:rPr>
-        <w:t>LUTHERAN CHURCH IN MALAYSIA · LCM FINANCE</w:t>
+        <w:t>LUTHERAN CHURCH IN MALAYSIA · LCM FINANCE &amp; HR</w:t>
       </w:r>
     </w:p>
     <w:p>
@@ -100,7 +100,7 @@
       <w:r>
         <w:drawing>
           <wp:inline xmlns:a="http://schemas.openxmlformats.org/drawingml/2006/main" xmlns:pic="http://schemas.openxmlformats.org/drawingml/2006/picture">
-            <wp:extent cx="5903999" cy="3749039"/>
+            <wp:extent cx="5903999" cy="3926159"/>
             <wp:docPr id="1" name="Picture 1"/>
             <wp:cNvGraphicFramePr>
               <a:graphicFrameLocks noChangeAspect="1"/>
@@ -121,7 +121,7 @@
                   <pic:spPr>
                     <a:xfrm>
                       <a:off x="0" y="0"/>
-                      <a:ext cx="5903999" cy="3749039"/>
+                      <a:ext cx="5903999" cy="3926159"/>
                     </a:xfrm>
                     <a:prstGeom prst="rect"/>
                   </pic:spPr>
@@ -2483,7 +2483,7 @@
                 <w:i w:val="0"/>
                 <w:sz w:val="20"/>
               </w:rPr>
-              <w:t>LCM Finance Handbook</w:t>
+              <w:t>LCM Finance &amp; HR Handbook</w:t>
             </w:r>
             <w:r>
               <w:rPr>
@@ -2527,7 +2527,7 @@
           <w:color w:val="6B7280"/>
           <w:sz w:val="18"/>
         </w:rPr>
-        <w:t>LCM Finance Handbook</w:t>
+        <w:t>LCM Finance &amp; HR Handbook</w:t>
       </w:r>
       <w:r>
         <w:rPr>

--- a/docs/guides/signatory.docx
+++ b/docs/guides/signatory.docx
@@ -1304,7 +1304,7 @@
           <w:color w:val="3A4A60"/>
           <w:sz w:val="24"/>
         </w:rPr>
-        <w:t>A ministry’s proposed budget, and its requests to amend one during the year, come to the Treasurer.</w:t>
+        <w:t>The annual budget is not yours to approve on your own. It is decided by the EXCO, voting at a meeting called for that purpose and no other.</w:t>
       </w:r>
     </w:p>
     <w:p>
@@ -1317,24 +1317,77 @@
           <w:i w:val="0"/>
           <w:sz w:val="21"/>
         </w:rPr>
-        <w:t xml:space="preserve">Open </w:t>
+        <w:t>Proposing and accepting the budget is the whole business of that meeting. The Treasurer, the Secretary and the Bishop each have a voice in it, and so does the rest of the EXCO. What happens in the app afterwards is the recording of what was resolved.</w:t>
       </w:r>
-      <w:r>
-        <w:rPr>
-          <w:b/>
-          <w:i w:val="0"/>
-          <w:sz w:val="21"/>
-        </w:rPr>
-        <w:t>Budget</w:t>
-      </w:r>
-      <w:r>
-        <w:rPr>
-          <w:b w:val="0"/>
-          <w:i w:val="0"/>
-          <w:sz w:val="21"/>
-        </w:rPr>
-        <w:t>. Proposals waiting on a decision are listed at the top, whatever ministry they come from, so you do not have to go looking ministry by ministry.</w:t>
-      </w:r>
+    </w:p>
+    <w:tbl>
+      <w:tblPr>
+        <w:tblW w:type="auto" w:w="0"/>
+        <w:tblLayout w:type="fixed"/>
+        <w:tblLook w:firstColumn="1" w:firstRow="1" w:lastColumn="0" w:lastRow="0" w:noHBand="0" w:noVBand="1" w:val="04A0"/>
+      </w:tblPr>
+      <w:tblGrid>
+        <w:gridCol w:w="9298"/>
+      </w:tblGrid>
+      <w:tr>
+        <w:trPr>
+          <w:cantSplit/>
+        </w:trPr>
+        <w:tc>
+          <w:tcPr>
+            <w:tcW w:type="dxa" w:w="9298"/>
+            <w:shd w:val="clear" w:fill="EEF4FD"/>
+            <w:tcBorders>
+              <w:top w:val="nil"/>
+              <w:bottom w:val="nil"/>
+              <w:right w:val="nil"/>
+              <w:left w:val="single" w:sz="18" w:color="2F5B9C"/>
+            </w:tcBorders>
+          </w:tcPr>
+          <w:p>
+            <w:pPr>
+              <w:spacing w:after="60" w:line="276" w:lineRule="auto"/>
+            </w:pPr>
+            <w:r>
+              <w:rPr>
+                <w:b/>
+                <w:i w:val="0"/>
+                <w:sz w:val="20"/>
+              </w:rPr>
+              <w:t>What the button actually does.</w:t>
+            </w:r>
+            <w:r>
+              <w:rPr>
+                <w:b w:val="0"/>
+                <w:i w:val="0"/>
+                <w:sz w:val="20"/>
+              </w:rPr>
+              <w:t xml:space="preserve"> Pressing </w:t>
+            </w:r>
+            <w:r>
+              <w:rPr>
+                <w:b w:val="0"/>
+                <w:i/>
+                <w:sz w:val="20"/>
+              </w:rPr>
+              <w:t>Approve</w:t>
+            </w:r>
+            <w:r>
+              <w:rPr>
+                <w:b w:val="0"/>
+                <w:i w:val="0"/>
+                <w:sz w:val="20"/>
+              </w:rPr>
+              <w:t xml:space="preserve"> does not make the budget approved — the meeting did that. It puts the agreed figures live so claims can be charged against them. Press it after the meeting, not instead of one: approving beforehand would leave the app disagreeing with the minute book, and the minute book is the authority.</w:t>
+            </w:r>
+          </w:p>
+        </w:tc>
+      </w:tr>
+    </w:tbl>
+    <w:p>
+      <w:pPr>
+        <w:spacing w:after="80"/>
+      </w:pPr>
     </w:p>
     <w:p>
       <w:pPr>
@@ -1351,7 +1404,22 @@
           <w:i w:val="0"/>
           <w:sz w:val="21"/>
         </w:rPr>
-        <w:t>Read the lines and the papers attached to them.</w:t>
+        <w:t>The EXCO meets and votes.</w:t>
+      </w:r>
+    </w:p>
+    <w:p>
+      <w:pPr>
+        <w:spacing w:after="120"/>
+        <w:ind w:left="510"/>
+      </w:pPr>
+      <w:r>
+        <w:rPr>
+          <w:b w:val="0"/>
+          <w:i w:val="0"/>
+          <w:color w:val="6B7280"/>
+          <w:sz w:val="19"/>
+        </w:rPr>
+        <w:t>A meeting for the budget alone, and the decision minuted.</w:t>
       </w:r>
     </w:p>
     <w:p>
@@ -1365,15 +1433,69 @@
           <w:i w:val="0"/>
           <w:sz w:val="21"/>
         </w:rPr>
-        <w:t>Approve the budget</w:t>
+        <w:t xml:space="preserve">Open </w:t>
       </w:r>
+      <w:r>
+        <w:rPr>
+          <w:rFonts w:ascii="Consolas" w:hAnsi="Consolas"/>
+          <w:b/>
+          <w:i w:val="0"/>
+          <w:color w:val="2F5B9C"/>
+          <w:sz w:val="21"/>
+        </w:rPr>
+        <w:t>Budget</w:t>
+      </w:r>
+      <w:r>
+        <w:rPr>
+          <w:b/>
+          <w:i w:val="0"/>
+          <w:sz w:val="21"/>
+        </w:rPr>
+        <w:t>.</w:t>
+      </w:r>
+    </w:p>
+    <w:p>
+      <w:pPr>
+        <w:spacing w:after="120"/>
+        <w:ind w:left="510"/>
+      </w:pPr>
       <w:r>
         <w:rPr>
           <w:b w:val="0"/>
           <w:i w:val="0"/>
+          <w:color w:val="6B7280"/>
+          <w:sz w:val="19"/>
+        </w:rPr>
+        <w:t>Proposals from every ministry are listed together, so the meeting can work through them without going ministry by ministry.</w:t>
+      </w:r>
+    </w:p>
+    <w:p>
+      <w:pPr>
+        <w:pStyle w:val="ListNumber"/>
+        <w:spacing w:after="40"/>
+      </w:pPr>
+      <w:r>
+        <w:rPr>
+          <w:b/>
+          <w:i w:val="0"/>
           <w:sz w:val="21"/>
         </w:rPr>
-        <w:t>, and it becomes the figures everybody else sees; or send it back with a reason, and the ministry revises it.</w:t>
+        <w:t>Record what was decided, with a note.</w:t>
+      </w:r>
+    </w:p>
+    <w:p>
+      <w:pPr>
+        <w:spacing w:after="120"/>
+        <w:ind w:left="510"/>
+      </w:pPr>
+      <w:r>
+        <w:rPr>
+          <w:b w:val="0"/>
+          <w:i w:val="0"/>
+          <w:color w:val="6B7280"/>
+          <w:sz w:val="19"/>
+        </w:rPr>
+        <w:t>Approving makes the lines live. Sending one back unlocks it so the ministry can revise it before the next meeting, and your note is what they are given to work from.</w:t>
       </w:r>
     </w:p>
     <w:p>
@@ -1386,7 +1508,7 @@
           <w:i w:val="0"/>
           <w:sz w:val="21"/>
         </w:rPr>
-        <w:t>An amendment asked for mid-year works the same way, and says what is being changed and why. Until you approve it, the ministry’s page keeps showing the figures that were agreed — a request does not quietly become a budget.</w:t>
+        <w:t>A change asked for mid-year works the same way and says what is being changed and why. Until it is recorded, the ministry’s page keeps showing the figures that were actually agreed — a request does not quietly become a budget.</w:t>
       </w:r>
     </w:p>
     <w:p>

--- a/docs/guides/signatory.docx
+++ b/docs/guides/signatory.docx
@@ -1480,7 +1480,7 @@
           <w:i w:val="0"/>
           <w:sz w:val="21"/>
         </w:rPr>
-        <w:t>Record what was decided, with a note.</w:t>
+        <w:t>Record what was decided.</w:t>
       </w:r>
     </w:p>
     <w:p>
@@ -1495,7 +1495,20 @@
           <w:color w:val="6B7280"/>
           <w:sz w:val="19"/>
         </w:rPr>
-        <w:t>Approving makes the lines live. Sending one back unlocks it so the ministry can revise it before the next meeting, and your note is what they are given to work from.</w:t>
+        <w:t>Approving asks for the meeting’s resolution and its date, and will not go through without them. It then makes the lines live. Sending one back unlocks it so the ministry can revise it before the next meeting, and your note is what they are given to work from.</w:t>
+      </w:r>
+    </w:p>
+    <w:p>
+      <w:pPr>
+        <w:spacing w:after="120" w:line="283" w:lineRule="auto"/>
+      </w:pPr>
+      <w:r>
+        <w:rPr>
+          <w:b w:val="0"/>
+          <w:i w:val="0"/>
+          <w:sz w:val="21"/>
+        </w:rPr>
+        <w:t>Once recorded, the resolution is shown beside the ministry and year at the head of the budget, so anybody reading the figures can see which meeting made them the budget.</w:t>
       </w:r>
     </w:p>
     <w:p>

--- a/docs/guides/signatory.docx
+++ b/docs/guides/signatory.docx
@@ -1495,7 +1495,7 @@
           <w:color w:val="6B7280"/>
           <w:sz w:val="19"/>
         </w:rPr>
-        <w:t>Approving asks for the meeting’s resolution and its date, and will not go through without them. It then makes the lines live. Sending one back unlocks it so the ministry can revise it before the next meeting, and your note is what they are given to work from.</w:t>
+        <w:t>Approving asks for the meeting’s resolution and its date, and will not go through without them. It then makes the lines live. Sending one back asks for the same two things, because that is the meeting’s decision as well. It unlocks the budget so the ministry can revise it before the next meeting, and your reason is what they are given to work from.</w:t>
       </w:r>
     </w:p>
     <w:p>

--- a/docs/guides/signatory.docx
+++ b/docs/guides/signatory.docx
@@ -1513,6 +1513,21 @@
     </w:p>
     <w:p>
       <w:pPr>
+        <w:pStyle w:val="Heading2"/>
+        <w:spacing w:before="240" w:after="120"/>
+        <w:keepNext/>
+      </w:pPr>
+      <w:r>
+        <w:rPr>
+          <w:rFonts w:ascii="Segoe UI Semibold" w:hAnsi="Segoe UI Semibold"/>
+          <w:color w:val="1C2738"/>
+          <w:sz w:val="25"/>
+        </w:rPr>
+        <w:t>Changes asked for during the year</w:t>
+      </w:r>
+    </w:p>
+    <w:p>
+      <w:pPr>
         <w:spacing w:after="120" w:line="283" w:lineRule="auto"/>
       </w:pPr>
       <w:r>
@@ -1521,7 +1536,20 @@
           <w:i w:val="0"/>
           <w:sz w:val="21"/>
         </w:rPr>
-        <w:t>A change asked for mid-year works the same way and says what is being changed and why. Until it is recorded, the ministry’s page keeps showing the figures that were actually agreed — a request does not quietly become a budget.</w:t>
+        <w:t>Once a budget is live a ministry cannot edit it, so a change arrives as a request saying what is being changed and why. These you may decide yourself — you, the Bishop, the Secretary, the General Manager and the Finance Executive — without waiting for a meeting. Approving one applies it to the budget there and then.</w:t>
+      </w:r>
+    </w:p>
+    <w:p>
+      <w:pPr>
+        <w:spacing w:after="120" w:line="283" w:lineRule="auto"/>
+      </w:pPr>
+      <w:r>
+        <w:rPr>
+          <w:b w:val="0"/>
+          <w:i w:val="0"/>
+          <w:sz w:val="21"/>
+        </w:rPr>
+        <w:t>Until it is decided, the ministry’s page keeps showing the figures that were actually agreed. A request does not quietly become a budget.</w:t>
       </w:r>
     </w:p>
     <w:p>

--- a/docs/guides/signatory.docx
+++ b/docs/guides/signatory.docx
@@ -1536,7 +1536,7 @@
           <w:i w:val="0"/>
           <w:sz w:val="21"/>
         </w:rPr>
-        <w:t>Once a budget is live a ministry cannot edit it, so a change arrives as a request saying what is being changed and why. These you may decide yourself — you, the Bishop, the Secretary, the General Manager and the Finance Executive — without waiting for a meeting. Approving one applies it to the budget there and then.</w:t>
+        <w:t>Once a budget is live a ministry cannot edit it, so a change arrives as a request saying what is being changed and why. A change to an approved budget changes what the EXCO approved, so it is decided the same way and recorded the same way: approving or declining one asks for the meeting’s resolution and date, exactly as the budget itself does. Approving applies it to the budget there and then.</w:t>
       </w:r>
     </w:p>
     <w:p>

--- a/docs/guides/signatory.docx
+++ b/docs/guides/signatory.docx
@@ -1251,7 +1251,7 @@
                 <w:i w:val="0"/>
                 <w:sz w:val="20"/>
               </w:rPr>
-              <w:t xml:space="preserve"> That is why the ministry and project on a claim matter: a claim with no project is spending the budget cannot see, and it will show as </w:t>
+              <w:t xml:space="preserve"> That is why the ministry and project on a claim matter. A claim naming no project, or naming something that is not one of your listed projects, shows as </w:t>
             </w:r>
             <w:r>
               <w:rPr>
@@ -1259,7 +1259,7 @@
                 <w:i w:val="0"/>
                 <w:sz w:val="20"/>
               </w:rPr>
-              <w:t>Unbudgeted</w:t>
+              <w:t>Not in the outline</w:t>
             </w:r>
             <w:r>
               <w:rPr>
@@ -1267,7 +1267,36 @@
                 <w:i w:val="0"/>
                 <w:sz w:val="20"/>
               </w:rPr>
-              <w:t xml:space="preserve"> wherever it appears.</w:t>
+              <w:t xml:space="preserve"> — it still comes out of your ministry’s allocation, and it is still counted, but nobody can see from the budget which part of the year’s work it belongs to.</w:t>
+            </w:r>
+          </w:p>
+          <w:p>
+            <w:pPr>
+              <w:spacing w:after="60" w:line="276" w:lineRule="auto"/>
+            </w:pPr>
+            <w:r>
+              <w:rPr>
+                <w:b w:val="0"/>
+                <w:i w:val="0"/>
+                <w:sz w:val="20"/>
+              </w:rPr>
+              <w:t xml:space="preserve">The EXCO votes your ministry an allocation and agrees in general terms what it is for. It does not approve each project, so your lines are an outline: they may add up to less than the allocation, and the remainder stays available for what was too early to plan. Changing the </w:t>
+            </w:r>
+            <w:r>
+              <w:rPr>
+                <w:b/>
+                <w:i w:val="0"/>
+                <w:sz w:val="20"/>
+              </w:rPr>
+              <w:t>allocation</w:t>
+            </w:r>
+            <w:r>
+              <w:rPr>
+                <w:b w:val="0"/>
+                <w:i w:val="0"/>
+                <w:sz w:val="20"/>
+              </w:rPr>
+              <w:t xml:space="preserve"> itself needs the EXCO.</w:t>
             </w:r>
           </w:p>
         </w:tc>
